--- a/system-development/guides/development-guide-ru_RU.docx
+++ b/system-development/guides/development-guide-ru_RU.docx
@@ -85,7 +85,7 @@
         <w:jc w:val="left"/>
       </w:pPr>
       <w:r>
-        <w:t>1.4.0 · 2026-10-10</w:t>
+        <w:t>1.4.4 · 2026-10-12</w:t>
       </w:r>
     </w:p>
     <w:p>
@@ -2351,7 +2351,7 @@
           <w:rtl w:val="0"/>
           <w:lang w:val="en-US" w:eastAsia="ru-RU" w:bidi="ru-RU"/>
         </w:rPr>
-        <w:t>&lt;p&gt;&lt;?php echo esc_html( $invoice-&gt;store['details'] ); ?&gt;&lt;/p&gt;</w:t>
+        <w:t>&lt;?php if ($show('show_store_details')) {</w:t>
       </w:r>
     </w:p>
     <w:p>
@@ -2369,7 +2369,7 @@
           <w:rtl w:val="0"/>
           <w:lang w:val="en-US" w:eastAsia="ru-RU" w:bidi="ru-RU"/>
         </w:rPr>
-        <w:t>&lt;bdi dir="ltr"&gt;</w:t>
+        <w:t>printf('&lt;p&gt;%s&lt;/p&gt;', esc_html($invoice-&gt;store['details'])); }</w:t>
       </w:r>
     </w:p>
     <w:p>
@@ -2387,7 +2387,7 @@
           <w:rtl w:val="0"/>
           <w:lang w:val="en-US" w:eastAsia="ru-RU" w:bidi="ru-RU"/>
         </w:rPr>
-        <w:t xml:space="preserve">  &lt;?php echo esc_html( $invoice-&gt;store['email'] ); ?&gt;</w:t>
+        <w:t>if ($show('show_store_email')) {</w:t>
       </w:r>
     </w:p>
     <w:p>
@@ -2405,7 +2405,7 @@
           <w:rtl w:val="0"/>
           <w:lang w:val="en-US" w:eastAsia="ru-RU" w:bidi="ru-RU"/>
         </w:rPr>
-        <w:t>&lt;/bdi&gt;</w:t>
+        <w:t>printf('&lt;bdi dir="ltr"&gt;%s&lt;/bdi&gt;', esc_html($invoice-&gt;store['email'])); } ?&gt;</w:t>
       </w:r>
     </w:p>
     <w:p>
@@ -10080,7 +10080,7 @@
           <w:lang w:val="ru-RU" w:bidi="ru-RU"/>
           <w:rtl w:val="0"/>
         </w:rPr>
-        <w:t>1.4.0 · 2026-10-10 · c894eb05d2120a4bba09aa3500fe2842a0e48d74</w:t>
+        <w:t>1.4.4 · 2026-10-12 · c894eb05d2120a4bba09aa3500fe2842a0e48d74</w:t>
       </w:r>
     </w:p>
     <w:p>
@@ -11247,6 +11247,152 @@
         <w:t>docs/cross-platform-printing.md · print-agent/README.md</w:t>
       </w:r>
     </w:p>
+    <w:p>
+      <w:pPr>
+        <w:pStyle w:val="Heading1"/>
+        <w:keepNext/>
+        <w:pageBreakBefore/>
+        <w:bidi w:val="0"/>
+        <w:jc w:val="left"/>
+      </w:pPr>
+      <w:pPr>
+        <w:pStyle w:val="Heading1"/>
+      </w:pPr>
+      <w:r>
+        <w:rPr>
+          <w:rFonts w:ascii="Arial" w:hAnsi="Arial" w:eastAsia="Arial" w:cs="Arial"/>
+          <w:color w:val="000000"/>
+          <w:rtl w:val="0"/>
+          <w:lang w:val="ru-RU" w:eastAsia="ru-RU" w:bidi="ru-RU"/>
+          <w:bCs w:val="1"/>
+        </w:rPr>
+        <w:t>Представление счетов в версии 1 4 4</w:t>
+      </w:r>
+    </w:p>
+    <w:p>
+      <w:pPr>
+        <w:keepNext w:val="0"/>
+        <w:bidi w:val="0"/>
+        <w:jc w:val="left"/>
+      </w:pPr>
+      <w:pPr/>
+      <w:r>
+        <w:rPr>
+          <w:rFonts w:ascii="Arial" w:hAnsi="Arial" w:eastAsia="Arial" w:cs="Arial"/>
+          <w:color w:val="000000"/>
+          <w:rtl w:val="0"/>
+          <w:lang w:val="ru-RU" w:eastAsia="ru-RU" w:bidi="ru-RU"/>
+        </w:rPr>
+        <w:t>В разделе Шаблоны выберите поля магазина, покупателя, заказа, товаров и завершения счета. Без сохраненного выбора видны название магазина и адрес доставки. Имя покупателя, роль покупателя, электронная почта, адреса оплаты/магазина, контакты, даты, способы, сведения о товарах, детализация сумм, примечание и нижний колонтитул скрыты. Явно сохраненные настройки действуют. Подстановка платежного адреса и отправитель также выключены без выбора. Дополнение заменяет прежние значения отображения по умолчанию.</w:t>
+      </w:r>
+    </w:p>
+    <w:p>
+      <w:pPr>
+        <w:keepNext w:val="0"/>
+        <w:bidi w:val="0"/>
+        <w:jc w:val="left"/>
+      </w:pPr>
+      <w:pPr/>
+      <w:r>
+        <w:rPr>
+          <w:rFonts w:ascii="Arial" w:hAnsi="Arial" w:eastAsia="Arial" w:cs="Arial"/>
+          <w:color w:val="000000"/>
+          <w:rtl w:val="0"/>
+          <w:lang w:val="ru-RU" w:eastAsia="ru-RU" w:bidi="ru-RU"/>
+        </w:rPr>
+        <w:t>Роль показывает текущие переведенные роли связанной учетной записи WordPress; без записи отображается Гость. Номер, названия, количества, суммы к оплате по строкам и итог сохраняются. Скрытие детализации не пересчитывает сохраненные суммы. Этикетки и упаковочные листы по-прежнему без цен. Проверьте реальный заказ после обновления.</w:t>
+      </w:r>
+    </w:p>
+    <w:p>
+      <w:pPr>
+        <w:keepNext w:val="0"/>
+        <w:bidi w:val="0"/>
+        <w:jc w:val="left"/>
+      </w:pPr>
+      <w:pPr/>
+      <w:r>
+        <w:rPr>
+          <w:rFonts w:ascii="Arial" w:hAnsi="Arial" w:eastAsia="Arial" w:cs="Arial"/>
+          <w:color w:val="000000"/>
+          <w:rtl w:val="0"/>
+          <w:lang w:val="ru-RU" w:eastAsia="ru-RU" w:bidi="ru-RU"/>
+        </w:rPr>
+        <w:t>Выберите DejaVu Sans, DejaVu Serif или DejaVu Sans Mono размером 6–16 пунктов; по умолчанию Sans 10. Резервные PDF-шрифты для разных письменностей сохраняются. Компактный режим уменьшает интервалы и отступы. Компактный режим, одна страница и тепловая высота по умолчанию выключены.</w:t>
+      </w:r>
+    </w:p>
+    <w:p>
+      <w:pPr>
+        <w:keepNext w:val="0"/>
+        <w:bidi w:val="0"/>
+        <w:jc w:val="left"/>
+      </w:pPr>
+      <w:pPr/>
+      <w:r>
+        <w:rPr>
+          <w:rFonts w:ascii="Arial" w:hAnsi="Arial" w:eastAsia="Arial" w:cs="Arial"/>
+          <w:color w:val="000000"/>
+          <w:rtl w:val="0"/>
+          <w:lang w:val="ru-RU" w:eastAsia="ru-RU" w:bidi="ru-RU"/>
+        </w:rPr>
+        <w:t>Одностраничный PDF сохраняет все содержимое равномерным масштабированием не ниже 60 %; превышение предела дает ясную ошибку без обрезания. Скройте дополнительные поля, включите компактность или увеличьте бумагу. Тепловая высота сохраняет ширину 58/80 мм и шрифт на одной рулонной странице до 2000 мм; более длинное содержимое дает ошибку. Браузер использует PDF-просмотрщик с подтверждением вне него. Бумага и масштаб драйвера определяют физическую печать.</w:t>
+      </w:r>
+    </w:p>
+    <w:p>
+      <w:pPr>
+        <w:keepNext w:val="0"/>
+        <w:bidi w:val="0"/>
+        <w:jc w:val="left"/>
+      </w:pPr>
+      <w:pPr/>
+      <w:r>
+        <w:rPr>
+          <w:rFonts w:ascii="Arial" w:hAnsi="Arial" w:eastAsia="Arial" w:cs="Arial"/>
+          <w:color w:val="000000"/>
+          <w:rtl w:val="0"/>
+          <w:lang w:val="ru-RU" w:eastAsia="ru-RU" w:bidi="ru-RU"/>
+        </w:rPr>
+        <w:t>Текущие PDF-механизмы не предоставляют переносимую команду резака. Настройте поддерживаемую обрезку в конце документа в драйвере. CUPS запрашивает job-sheets=none против необязательных титульных листов; обязательная политика сервера может добавить листы. Плагин 1.4.4, схема 1.4.3, права 1.4.0 и отметка вывода поставщика 1.3.0.</w:t>
+      </w:r>
+    </w:p>
+    <w:p>
+      <w:pPr>
+        <w:keepNext w:val="0"/>
+        <w:bidi w:val="0"/>
+        <w:jc w:val="left"/>
+      </w:pPr>
+      <w:pPr/>
+      <w:r>
+        <w:rPr>
+          <w:rFonts w:ascii="Arial" w:hAnsi="Arial" w:eastAsia="Arial" w:cs="Arial"/>
+          <w:color w:val="000000"/>
+          <w:rtl w:val="0"/>
+          <w:lang w:val="ru-RU" w:eastAsia="ru-RU" w:bidi="ru-RU"/>
+        </w:rPr>
+        <w:t>Собственные шаблоны должны использовать поставляемые помощники представления. Полная авторизованная модель остается доступной; видимость не является контролем доступа. Сохраняйте экранирование, RTL и резервные шрифты; проверяйте скрытие по умолчанию, явный выбор, итог, сохранение всего содержимого и отказ для слишком длинного заказа. См. docs/invoice-layout.md и docs/review-1.4.4.md.</w:t>
+      </w:r>
+    </w:p>
+    <w:p>
+      <w:pPr>
+        <w:pStyle w:val="Code"/>
+      </w:pPr>
+      <w:r>
+        <w:t>InvoiceData-&gt;customer['role']</w:t>
+        <w:br/>
+        <w:t>InvoiceData-&gt;fulfillment['presentation']</w:t>
+        <w:br/>
+        <w:t>SettingsRepository::presentation()</w:t>
+        <w:br/>
+        <w:t>invoice_font: dejavusans | dejavuserif | dejavusansmono</w:t>
+        <w:br/>
+        <w:t>invoice_font_size: 6..16 (default 10)</w:t>
+        <w:br/>
+        <w:t>compact_layout | single_page | thermal_auto_height: false</w:t>
+        <w:br/>
+        <w:t>show_*: individual booleans (flat)</w:t>
+        <w:br/>
+        <w:t>docs/invoice-layout.md</w:t>
+      </w:r>
+    </w:p>
     <w:sectPr>
       <w:headerReference w:type="default" r:id="rId9"/>
       <w:footerReference w:type="default" r:id="rId10"/>
@@ -11323,7 +11469,7 @@
         <w:rtl w:val="0"/>
         <w:lang w:val="en-US" w:eastAsia="ru-RU" w:bidi="ru-RU"/>
       </w:rPr>
-      <w:t>WooCommerce Invoice Printer  1.4.0</w:t>
+      <w:t>WooCommerce Invoice Printer  1.4.4</w:t>
     </w:r>
   </w:p>
 </w:hdr>
